--- a/RightholderWorkplace/Templates/F_Акт фіксації_друк.docx
+++ b/RightholderWorkplace/Templates/F_Акт фіксації_друк.docx
@@ -173,6 +173,7 @@
             <w:docPart w:val="DefaultPlaceholder_1082065158"/>
           </w:placeholder>
           <w:showingPlcHdr/>
+          <w15:appearance w15:val="tags"/>
           <w:text/>
         </w:sdtPr>
         <w:sdtEndPr/>
@@ -242,6 +243,7 @@
             <w:docPart w:val="DefaultPlaceholder_1082065158"/>
           </w:placeholder>
           <w:showingPlcHdr/>
+          <w15:appearance w15:val="tags"/>
           <w:text/>
         </w:sdtPr>
         <w:sdtEndPr/>
@@ -552,6 +554,7 @@
             <w:docPart w:val="DefaultPlaceholder_1082065158"/>
           </w:placeholder>
           <w:showingPlcHdr/>
+          <w15:appearance w15:val="tags"/>
           <w:text/>
         </w:sdtPr>
         <w:sdtEndPr/>
@@ -597,6 +600,7 @@
             <w:docPart w:val="DefaultPlaceholder_1082065158"/>
           </w:placeholder>
           <w:showingPlcHdr/>
+          <w15:appearance w15:val="tags"/>
           <w:text/>
         </w:sdtPr>
         <w:sdtEndPr/>
@@ -624,6 +628,7 @@
             <w:docPart w:val="DefaultPlaceholder_1082065158"/>
           </w:placeholder>
           <w:showingPlcHdr/>
+          <w15:appearance w15:val="tags"/>
           <w:text/>
         </w:sdtPr>
         <w:sdtEndPr/>
@@ -644,8 +649,6 @@
         </w:rPr>
         <w:t xml:space="preserve"> </w:t>
       </w:r>
-      <w:bookmarkStart w:id="0" w:name="_GoBack"/>
-      <w:bookmarkEnd w:id="0"/>
       <w:sdt>
         <w:sdtPr>
           <w:rPr>
@@ -660,6 +663,7 @@
             <w:docPart w:val="DefaultPlaceholder_1082065158"/>
           </w:placeholder>
           <w:showingPlcHdr/>
+          <w15:appearance w15:val="tags"/>
           <w:text/>
         </w:sdtPr>
         <w:sdtEndPr/>
@@ -686,6 +690,7 @@
       <w:pPr>
         <w:pStyle w:val="a4"/>
         <w:spacing w:line="276" w:lineRule="auto"/>
+        <w:jc w:val="left"/>
       </w:pPr>
       <w:r>
         <w:t xml:space="preserve">Зафіксовано наступне: </w:t>
@@ -699,6 +704,7 @@
             <w:docPart w:val="DefaultPlaceholder_1082065158"/>
           </w:placeholder>
           <w:showingPlcHdr/>
+          <w15:appearance w15:val="tags"/>
           <w:text/>
         </w:sdtPr>
         <w:sdtEndPr/>
@@ -711,15 +717,12 @@
           </w:r>
         </w:sdtContent>
       </w:sdt>
-    </w:p>
-    <w:p>
-      <w:pPr>
-        <w:pStyle w:val="a4"/>
-        <w:rPr>
-          <w:sz w:val="20"/>
-          <w:vertAlign w:val="superscript"/>
-        </w:rPr>
-      </w:pPr>
+      <w:r>
+        <w:rPr>
+          <w:lang w:val="ru-RU"/>
+        </w:rPr>
+        <w:t xml:space="preserve"> </w:t>
+      </w:r>
       <w:r>
         <w:t>здійснювалось (публічне виконання,</w:t>
       </w:r>
@@ -794,6 +797,7 @@
         <w:placeholder>
           <w:docPart w:val="DefaultPlaceholder_1082065161"/>
         </w:placeholder>
+        <w15:appearance w15:val="tags"/>
         <w:docPartList>
           <w:docPartGallery w:val="Tables"/>
         </w:docPartList>
@@ -968,13 +972,14 @@
             <w:szCs w:val="20"/>
             <w:lang w:val="en-US"/>
           </w:rPr>
-          <w:alias w:val="fixDeviceName"/>
+          <w:alias w:val="fixDevice"/>
           <w:tag w:val="fixDeviceName"/>
           <w:id w:val="1366097712"/>
           <w:placeholder>
             <w:docPart w:val="DefaultPlaceholder_1082065158"/>
           </w:placeholder>
           <w:showingPlcHdr/>
+          <w15:appearance w15:val="tags"/>
           <w:text/>
         </w:sdtPr>
         <w:sdtEndPr/>
@@ -1096,6 +1101,7 @@
         <w:rPr>
           <w:vertAlign w:val="superscript"/>
         </w:rPr>
+        <w:lastRenderedPageBreak/>
         <w:t>_______________________________________________________________________________________________________________________________</w:t>
       </w:r>
     </w:p>
@@ -1158,7 +1164,6 @@
         <w:pStyle w:val="a4"/>
       </w:pPr>
       <w:r>
-        <w:lastRenderedPageBreak/>
         <w:t>2. _______________________</w:t>
       </w:r>
       <w:r>
@@ -1636,7 +1641,7 @@
     <w:lsdException w:name="Table Web 2" w:semiHidden="1" w:unhideWhenUsed="1"/>
     <w:lsdException w:name="Table Web 3" w:semiHidden="1" w:unhideWhenUsed="1"/>
     <w:lsdException w:name="Balloon Text" w:semiHidden="1" w:unhideWhenUsed="1"/>
-    <w:lsdException w:name="Table Grid" w:semiHidden="1" w:uiPriority="39" w:unhideWhenUsed="1"/>
+    <w:lsdException w:name="Table Grid" w:uiPriority="39"/>
     <w:lsdException w:name="Table Theme" w:semiHidden="1" w:unhideWhenUsed="1"/>
     <w:lsdException w:name="Placeholder Text" w:semiHidden="1"/>
     <w:lsdException w:name="No Spacing" w:uiPriority="1" w:qFormat="1"/>
@@ -2244,21 +2249,21 @@
     <w:charset w:val="CC"/>
     <w:family w:val="roman"/>
     <w:pitch w:val="variable"/>
-    <w:sig w:usb0="E00002FF" w:usb1="400004FF" w:usb2="00000000" w:usb3="00000000" w:csb0="0000019F" w:csb1="00000000"/>
+    <w:sig w:usb0="E00006FF" w:usb1="420024FF" w:usb2="02000000" w:usb3="00000000" w:csb0="0000019F" w:csb1="00000000"/>
   </w:font>
   <w:font w:name="Calibri">
     <w:panose1 w:val="020F0502020204030204"/>
     <w:charset w:val="CC"/>
     <w:family w:val="swiss"/>
     <w:pitch w:val="variable"/>
-    <w:sig w:usb0="E0002AFF" w:usb1="C000247B" w:usb2="00000009" w:usb3="00000000" w:csb0="000001FF" w:csb1="00000000"/>
+    <w:sig w:usb0="E0002EFF" w:usb1="C000247B" w:usb2="00000009" w:usb3="00000000" w:csb0="000001FF" w:csb1="00000000"/>
   </w:font>
   <w:font w:name="Calibri Light">
     <w:panose1 w:val="020F0302020204030204"/>
     <w:charset w:val="CC"/>
     <w:family w:val="swiss"/>
     <w:pitch w:val="variable"/>
-    <w:sig w:usb0="E0002AFF" w:usb1="C000247B" w:usb2="00000009" w:usb3="00000000" w:csb0="000001FF" w:csb1="00000000"/>
+    <w:sig w:usb0="A0002AEF" w:usb1="4000207B" w:usb2="00000000" w:usb3="00000000" w:csb0="000001FF" w:csb1="00000000"/>
   </w:font>
 </w:fonts>
 </file>
@@ -2473,7 +2478,7 @@
     <w:lsdException w:name="Table Web 2" w:semiHidden="1" w:unhideWhenUsed="1"/>
     <w:lsdException w:name="Table Web 3" w:semiHidden="1" w:unhideWhenUsed="1"/>
     <w:lsdException w:name="Balloon Text" w:semiHidden="1" w:unhideWhenUsed="1"/>
-    <w:lsdException w:name="Table Grid" w:semiHidden="1" w:uiPriority="59" w:unhideWhenUsed="1"/>
+    <w:lsdException w:name="Table Grid" w:uiPriority="59"/>
     <w:lsdException w:name="Table Theme" w:semiHidden="1" w:unhideWhenUsed="1"/>
     <w:lsdException w:name="Placeholder Text" w:semiHidden="1"/>
     <w:lsdException w:name="No Spacing" w:uiPriority="1" w:qFormat="1"/>
